--- a/4sem/Probability_theory/Probility/MatStat/ТВиМС Курсовая работа 2026.docx
+++ b/4sem/Probability_theory/Probility/MatStat/ТВиМС Курсовая работа 2026.docx
@@ -1,6 +1,6 @@
 
 <file path=word/document.xml><?xml version="1.0" encoding="utf-8"?>
-<w:document xmlns:wpc="http://schemas.microsoft.com/office/word/2010/wordprocessingCanvas" xmlns:cx="http://schemas.microsoft.com/office/drawing/2014/chartex" xmlns:mc="http://schemas.openxmlformats.org/markup-compatibility/2006" xmlns:o="urn:schemas-microsoft-com:office:office" xmlns:r="http://schemas.openxmlformats.org/officeDocument/2006/relationships" xmlns:m="http://schemas.openxmlformats.org/officeDocument/2006/math" xmlns:v="urn:schemas-microsoft-com:vml" xmlns:wp14="http://schemas.microsoft.com/office/word/2010/wordprocessingDrawing" xmlns:wp="http://schemas.openxmlformats.org/drawingml/2006/wordprocessingDrawing" xmlns:w10="urn:schemas-microsoft-com:office:word" xmlns:w="http://schemas.openxmlformats.org/wordprocessingml/2006/main" xmlns:w14="http://schemas.microsoft.com/office/word/2010/wordml" xmlns:w15="http://schemas.microsoft.com/office/word/2012/wordml" xmlns:w16se="http://schemas.microsoft.com/office/word/2015/wordml/symex" xmlns:wpg="http://schemas.microsoft.com/office/word/2010/wordprocessingGroup" xmlns:wpi="http://schemas.microsoft.com/office/word/2010/wordprocessingInk" xmlns:wne="http://schemas.microsoft.com/office/word/2006/wordml" xmlns:wps="http://schemas.microsoft.com/office/word/2010/wordprocessingShape" mc:Ignorable="w14 w15 w16se wp14">
+<w:document xmlns:wpc="http://schemas.microsoft.com/office/word/2010/wordprocessingCanvas" xmlns:cx="http://schemas.microsoft.com/office/drawing/2014/chartex" xmlns:cx1="http://schemas.microsoft.com/office/drawing/2015/9/8/chartex" xmlns:cx2="http://schemas.microsoft.com/office/drawing/2015/10/21/chartex" xmlns:cx3="http://schemas.microsoft.com/office/drawing/2016/5/9/chartex" xmlns:cx4="http://schemas.microsoft.com/office/drawing/2016/5/10/chartex" xmlns:cx5="http://schemas.microsoft.com/office/drawing/2016/5/11/chartex" xmlns:cx6="http://schemas.microsoft.com/office/drawing/2016/5/12/chartex" xmlns:cx7="http://schemas.microsoft.com/office/drawing/2016/5/13/chartex" xmlns:cx8="http://schemas.microsoft.com/office/drawing/2016/5/14/chartex" xmlns:mc="http://schemas.openxmlformats.org/markup-compatibility/2006" xmlns:aink="http://schemas.microsoft.com/office/drawing/2016/ink" xmlns:am3d="http://schemas.microsoft.com/office/drawing/2017/model3d" xmlns:o="urn:schemas-microsoft-com:office:office" xmlns:oel="http://schemas.microsoft.com/office/2019/extlst" xmlns:r="http://schemas.openxmlformats.org/officeDocument/2006/relationships" xmlns:m="http://schemas.openxmlformats.org/officeDocument/2006/math" xmlns:v="urn:schemas-microsoft-com:vml" xmlns:wp14="http://schemas.microsoft.com/office/word/2010/wordprocessingDrawing" xmlns:wp="http://schemas.openxmlformats.org/drawingml/2006/wordprocessingDrawing" xmlns:w10="urn:schemas-microsoft-com:office:word" xmlns:w="http://schemas.openxmlformats.org/wordprocessingml/2006/main" xmlns:w14="http://schemas.microsoft.com/office/word/2010/wordml" xmlns:w15="http://schemas.microsoft.com/office/word/2012/wordml" xmlns:w16cex="http://schemas.microsoft.com/office/word/2018/wordml/cex" xmlns:w16cid="http://schemas.microsoft.com/office/word/2016/wordml/cid" xmlns:w16="http://schemas.microsoft.com/office/word/2018/wordml" xmlns:w16du="http://schemas.microsoft.com/office/word/2023/wordml/word16du" xmlns:w16sdtdh="http://schemas.microsoft.com/office/word/2020/wordml/sdtdatahash" xmlns:w16sdtfl="http://schemas.microsoft.com/office/word/2024/wordml/sdtformatlock" xmlns:w16se="http://schemas.microsoft.com/office/word/2015/wordml/symex" xmlns:wpg="http://schemas.microsoft.com/office/word/2010/wordprocessingGroup" xmlns:wpi="http://schemas.microsoft.com/office/word/2010/wordprocessingInk" xmlns:wne="http://schemas.microsoft.com/office/word/2006/wordml" xmlns:wps="http://schemas.microsoft.com/office/word/2010/wordprocessingShape" mc:Ignorable="w14 w15 w16se w16cid w16 w16cex w16sdtdh w16sdtfl w16du wp14">
   <w:body>
     <w:p>
       <w:pPr>
@@ -115,7 +115,6 @@
         </w:rPr>
         <w:t xml:space="preserve">. Для каждого факта необходимо привести </w:t>
       </w:r>
-      <w:bookmarkStart w:id="0" w:name="_GoBack"/>
       <w:r>
         <w:rPr>
           <w:rFonts w:ascii="Times New Roman" w:hAnsi="Times New Roman" w:cs="Times New Roman"/>
@@ -123,7 +122,6 @@
         </w:rPr>
         <w:t>ссылку, оформленную по ГОСТ</w:t>
       </w:r>
-      <w:bookmarkEnd w:id="0"/>
       <w:r>
         <w:rPr>
           <w:rFonts w:ascii="Times New Roman" w:hAnsi="Times New Roman" w:cs="Times New Roman"/>
@@ -1097,21 +1095,7 @@
         <w:rPr>
           <w:rFonts w:ascii="Times New Roman" w:hAnsi="Times New Roman" w:cs="Times New Roman"/>
         </w:rPr>
-        <w:t xml:space="preserve">Для каждой из </w:t>
-      </w:r>
-      <w:proofErr w:type="spellStart"/>
-      <w:r>
-        <w:rPr>
-          <w:rFonts w:ascii="Times New Roman" w:hAnsi="Times New Roman" w:cs="Times New Roman"/>
-        </w:rPr>
-        <w:t>подвыборок</w:t>
-      </w:r>
-      <w:proofErr w:type="spellEnd"/>
-      <w:r>
-        <w:rPr>
-          <w:rFonts w:ascii="Times New Roman" w:hAnsi="Times New Roman" w:cs="Times New Roman"/>
-        </w:rPr>
-        <w:t xml:space="preserve"> построить эмпирическую функцию распределения и соответствующий этой функции график. </w:t>
+        <w:t xml:space="preserve">Для каждой из подвыборок построить эмпирическую функцию распределения и соответствующий этой функции график. </w:t>
       </w:r>
       <w:r>
         <w:rPr>
@@ -1330,21 +1314,7 @@
         <w:rPr>
           <w:rFonts w:ascii="Times New Roman" w:hAnsi="Times New Roman" w:cs="Times New Roman"/>
         </w:rPr>
-        <w:t xml:space="preserve">Для каждой из </w:t>
-      </w:r>
-      <w:proofErr w:type="spellStart"/>
-      <w:r>
-        <w:rPr>
-          <w:rFonts w:ascii="Times New Roman" w:hAnsi="Times New Roman" w:cs="Times New Roman"/>
-        </w:rPr>
-        <w:t>подвыборок</w:t>
-      </w:r>
-      <w:proofErr w:type="spellEnd"/>
-      <w:r>
-        <w:rPr>
-          <w:rFonts w:ascii="Times New Roman" w:hAnsi="Times New Roman" w:cs="Times New Roman"/>
-        </w:rPr>
-        <w:t xml:space="preserve"> построить гистограмму и соответствующий график. </w:t>
+        <w:t xml:space="preserve">Для каждой из подвыборок построить гистограмму и соответствующий график. </w:t>
       </w:r>
       <w:r>
         <w:rPr>
@@ -1796,21 +1766,7 @@
         <w:rPr>
           <w:rFonts w:ascii="Times New Roman" w:hAnsi="Times New Roman" w:cs="Times New Roman"/>
         </w:rPr>
-        <w:t xml:space="preserve">Привести и обосновать свойства полученных оценок: </w:t>
-      </w:r>
-      <w:proofErr w:type="spellStart"/>
-      <w:r>
-        <w:rPr>
-          <w:rFonts w:ascii="Times New Roman" w:hAnsi="Times New Roman" w:cs="Times New Roman"/>
-        </w:rPr>
-        <w:t>несмещенность</w:t>
-      </w:r>
-      <w:proofErr w:type="spellEnd"/>
-      <w:r>
-        <w:rPr>
-          <w:rFonts w:ascii="Times New Roman" w:hAnsi="Times New Roman" w:cs="Times New Roman"/>
-        </w:rPr>
-        <w:t xml:space="preserve">, состоятельность, эффективность, </w:t>
+        <w:t xml:space="preserve">Привести и обосновать свойства полученных оценок: несмещенность, состоятельность, эффективность, </w:t>
       </w:r>
       <w:r>
         <w:rPr>
@@ -2204,85 +2160,28 @@
         </w:numPr>
         <w:jc w:val="both"/>
         <w:rPr>
-          <w:rFonts w:ascii="Times New Roman" w:hAnsi="Times New Roman" w:cs="Times New Roman"/>
-        </w:rPr>
-      </w:pPr>
-      <w:r>
-        <w:rPr>
-          <w:rFonts w:ascii="Times New Roman" w:hAnsi="Times New Roman" w:cs="Times New Roman"/>
-        </w:rPr>
-        <w:t xml:space="preserve">Построить </w:t>
-      </w:r>
-      <w:r>
-        <w:rPr>
-          <w:rFonts w:ascii="Times New Roman" w:hAnsi="Times New Roman" w:cs="Times New Roman"/>
-        </w:rPr>
-        <w:t xml:space="preserve">наиболее мощный </w:t>
-      </w:r>
-      <w:r>
-        <w:rPr>
-          <w:rFonts w:ascii="Times New Roman" w:hAnsi="Times New Roman" w:cs="Times New Roman"/>
-        </w:rPr>
-        <w:t xml:space="preserve">критерий для проверки нулевой гипотезы вида </w:t>
+          <w:rFonts w:ascii="Times New Roman" w:eastAsiaTheme="minorEastAsia" w:hAnsi="Times New Roman" w:cs="Times New Roman"/>
+        </w:rPr>
+      </w:pPr>
+      <w:r>
+        <w:rPr>
+          <w:rFonts w:ascii="Times New Roman" w:eastAsiaTheme="minorEastAsia" w:hAnsi="Times New Roman" w:cs="Times New Roman"/>
+        </w:rPr>
+        <w:t xml:space="preserve">Построить наиболее мощный критерий для проверки нулевой гипотезы вида </w:t>
       </w:r>
       <m:oMath>
-        <m:sSub>
-          <m:sSubPr>
-            <m:ctrlPr>
-              <w:rPr>
-                <w:rFonts w:ascii="Cambria Math" w:hAnsi="Cambria Math" w:cs="Times New Roman"/>
-              </w:rPr>
-            </m:ctrlPr>
-          </m:sSubPr>
-          <m:e>
-            <m:r>
-              <w:rPr>
-                <w:rFonts w:ascii="Cambria Math" w:hAnsi="Cambria Math" w:cs="Times New Roman"/>
-              </w:rPr>
-              <m:t>H</m:t>
-            </m:r>
-          </m:e>
-          <m:sub>
-            <m:r>
-              <m:rPr>
-                <m:sty m:val="p"/>
-              </m:rPr>
-              <w:rPr>
-                <w:rFonts w:ascii="Cambria Math" w:hAnsi="Cambria Math" w:cs="Times New Roman"/>
-              </w:rPr>
-              <m:t>0</m:t>
-            </m:r>
-          </m:sub>
-        </m:sSub>
-        <m:r>
-          <m:rPr>
-            <m:sty m:val="p"/>
-          </m:rPr>
-          <w:rPr>
-            <w:rFonts w:ascii="Cambria Math" w:hAnsi="Cambria Math" w:cs="Times New Roman"/>
-          </w:rPr>
-          <m:t>:{</m:t>
-        </m:r>
         <m:r>
           <w:rPr>
-            <w:rFonts w:ascii="Cambria Math" w:hAnsi="Cambria Math" w:cs="Times New Roman"/>
+            <w:rFonts w:ascii="Cambria Math" w:eastAsiaTheme="minorEastAsia" w:hAnsi="Cambria Math" w:cs="Times New Roman"/>
           </w:rPr>
-          <m:t>a</m:t>
-        </m:r>
-        <m:r>
-          <m:rPr>
-            <m:sty m:val="p"/>
-          </m:rPr>
-          <w:rPr>
-            <w:rFonts w:ascii="Cambria Math" w:hAnsi="Cambria Math" w:cs="Times New Roman"/>
-          </w:rPr>
-          <m:t>=</m:t>
+          <m:t>H_0:{a=</m:t>
         </m:r>
         <m:acc>
           <m:accPr>
             <m:ctrlPr>
               <w:rPr>
-                <w:rFonts w:ascii="Cambria Math" w:hAnsi="Cambria Math" w:cs="Times New Roman"/>
+                <w:rFonts w:ascii="Cambria Math" w:eastAsiaTheme="minorEastAsia" w:hAnsi="Cambria Math" w:cs="Times New Roman"/>
+                <w:i/>
               </w:rPr>
             </m:ctrlPr>
           </m:accPr>
@@ -2291,14 +2190,15 @@
               <m:sSubPr>
                 <m:ctrlPr>
                   <w:rPr>
-                    <w:rFonts w:ascii="Cambria Math" w:hAnsi="Cambria Math" w:cs="Times New Roman"/>
+                    <w:rFonts w:ascii="Cambria Math" w:eastAsiaTheme="minorEastAsia" w:hAnsi="Cambria Math" w:cs="Times New Roman"/>
+                    <w:i/>
                   </w:rPr>
                 </m:ctrlPr>
               </m:sSubPr>
               <m:e>
                 <m:r>
                   <w:rPr>
-                    <w:rFonts w:ascii="Cambria Math" w:hAnsi="Cambria Math" w:cs="Times New Roman"/>
+                    <w:rFonts w:ascii="Cambria Math" w:eastAsiaTheme="minorEastAsia" w:hAnsi="Cambria Math" w:cs="Times New Roman"/>
                   </w:rPr>
                   <m:t>a</m:t>
                 </m:r>
@@ -2306,7 +2206,7 @@
               <m:sub>
                 <m:r>
                   <w:rPr>
-                    <w:rFonts w:ascii="Cambria Math" w:hAnsi="Cambria Math" w:cs="Times New Roman"/>
+                    <w:rFonts w:ascii="Cambria Math" w:eastAsiaTheme="minorEastAsia" w:hAnsi="Cambria Math" w:cs="Times New Roman"/>
                   </w:rPr>
                   <m:t>i</m:t>
                 </m:r>
@@ -2315,41 +2215,25 @@
           </m:e>
         </m:acc>
         <m:r>
-          <m:rPr>
-            <m:sty m:val="p"/>
-          </m:rPr>
           <w:rPr>
-            <w:rFonts w:ascii="Cambria Math" w:hAnsi="Cambria Math" w:cs="Times New Roman"/>
+            <w:rFonts w:ascii="Cambria Math" w:eastAsiaTheme="minorEastAsia" w:hAnsi="Cambria Math" w:cs="Times New Roman"/>
           </w:rPr>
-          <m:t>}</m:t>
+          <m:t>̂</m:t>
         </m:r>
       </m:oMath>
       <w:r>
         <w:rPr>
-          <w:rFonts w:ascii="Times New Roman" w:hAnsi="Times New Roman" w:cs="Times New Roman"/>
-        </w:rPr>
-        <w:t xml:space="preserve"> для каждого параметра распределения </w:t>
-      </w:r>
-      <m:oMath>
-        <m:r>
-          <w:rPr>
-            <w:rFonts w:ascii="Cambria Math" w:hAnsi="Cambria Math" w:cs="Times New Roman"/>
-          </w:rPr>
-          <m:t>a</m:t>
-        </m:r>
-      </m:oMath>
-      <w:r>
-        <w:rPr>
-          <w:rFonts w:ascii="Times New Roman" w:hAnsi="Times New Roman" w:cs="Times New Roman"/>
-        </w:rPr>
-        <w:t xml:space="preserve">. Здесь </w:t>
+          <w:rFonts w:ascii="Times New Roman" w:eastAsiaTheme="minorEastAsia" w:hAnsi="Times New Roman" w:cs="Times New Roman"/>
+        </w:rPr>
+        <w:t xml:space="preserve">} для каждого параметра распределения a. Здесь </w:t>
       </w:r>
       <m:oMath>
         <m:acc>
           <m:accPr>
             <m:ctrlPr>
               <w:rPr>
-                <w:rFonts w:ascii="Cambria Math" w:hAnsi="Cambria Math" w:cs="Times New Roman"/>
+                <w:rFonts w:ascii="Cambria Math" w:eastAsiaTheme="minorEastAsia" w:hAnsi="Cambria Math" w:cs="Times New Roman"/>
+                <w:i/>
               </w:rPr>
             </m:ctrlPr>
           </m:accPr>
@@ -2358,14 +2242,15 @@
               <m:sSubPr>
                 <m:ctrlPr>
                   <w:rPr>
-                    <w:rFonts w:ascii="Cambria Math" w:hAnsi="Cambria Math" w:cs="Times New Roman"/>
+                    <w:rFonts w:ascii="Cambria Math" w:eastAsiaTheme="minorEastAsia" w:hAnsi="Cambria Math" w:cs="Times New Roman"/>
+                    <w:i/>
                   </w:rPr>
                 </m:ctrlPr>
               </m:sSubPr>
               <m:e>
                 <m:r>
                   <w:rPr>
-                    <w:rFonts w:ascii="Cambria Math" w:hAnsi="Cambria Math" w:cs="Times New Roman"/>
+                    <w:rFonts w:ascii="Cambria Math" w:eastAsiaTheme="minorEastAsia" w:hAnsi="Cambria Math" w:cs="Times New Roman"/>
                   </w:rPr>
                   <m:t>a</m:t>
                 </m:r>
@@ -2373,7 +2258,7 @@
               <m:sub>
                 <m:r>
                   <w:rPr>
-                    <w:rFonts w:ascii="Cambria Math" w:hAnsi="Cambria Math" w:cs="Times New Roman"/>
+                    <w:rFonts w:ascii="Cambria Math" w:eastAsiaTheme="minorEastAsia" w:hAnsi="Cambria Math" w:cs="Times New Roman"/>
                   </w:rPr>
                   <m:t>i</m:t>
                 </m:r>
@@ -2381,101 +2266,26 @@
             </m:sSub>
           </m:e>
         </m:acc>
-        <m:r>
-          <m:rPr>
-            <m:sty m:val="p"/>
-          </m:rPr>
-          <w:rPr>
-            <w:rFonts w:ascii="Cambria Math" w:hAnsi="Cambria Math" w:cs="Times New Roman"/>
-          </w:rPr>
-          <m:t>-</m:t>
-        </m:r>
       </m:oMath>
       <w:r>
         <w:rPr>
-          <w:rFonts w:ascii="Times New Roman" w:hAnsi="Times New Roman" w:cs="Times New Roman"/>
-        </w:rPr>
-        <w:t xml:space="preserve"> оценка параметра распределения </w:t>
+          <w:rFonts w:ascii="Times New Roman" w:eastAsiaTheme="minorEastAsia" w:hAnsi="Times New Roman" w:cs="Times New Roman"/>
+        </w:rPr>
+        <w:t xml:space="preserve">- оценка параметра распределения </w:t>
       </w:r>
       <m:oMath>
         <m:r>
           <w:rPr>
-            <w:rFonts w:ascii="Cambria Math" w:hAnsi="Cambria Math" w:cs="Times New Roman"/>
+            <w:rFonts w:ascii="Cambria Math" w:eastAsiaTheme="minorEastAsia" w:hAnsi="Cambria Math" w:cs="Times New Roman"/>
           </w:rPr>
           <m:t>a</m:t>
         </m:r>
       </m:oMath>
       <w:r>
         <w:rPr>
-          <w:rFonts w:ascii="Times New Roman" w:hAnsi="Times New Roman" w:cs="Times New Roman"/>
-        </w:rPr>
-        <w:t>, полученная в результате применения метода моментов (</w:t>
-      </w:r>
-      <m:oMath>
-        <m:r>
-          <w:rPr>
-            <w:rFonts w:ascii="Cambria Math" w:hAnsi="Cambria Math" w:cs="Times New Roman"/>
-          </w:rPr>
-          <m:t>i</m:t>
-        </m:r>
-        <m:r>
-          <m:rPr>
-            <m:sty m:val="p"/>
-          </m:rPr>
-          <w:rPr>
-            <w:rFonts w:ascii="Cambria Math" w:hAnsi="Cambria Math" w:cs="Times New Roman"/>
-          </w:rPr>
-          <m:t>=1</m:t>
-        </m:r>
-      </m:oMath>
-      <w:r>
-        <w:rPr>
-          <w:rFonts w:ascii="Times New Roman" w:hAnsi="Times New Roman" w:cs="Times New Roman"/>
-        </w:rPr>
-        <w:t>), метода максимального правд</w:t>
-      </w:r>
-      <w:proofErr w:type="spellStart"/>
-      <w:r>
-        <w:rPr>
-          <w:rFonts w:ascii="Times New Roman" w:hAnsi="Times New Roman" w:cs="Times New Roman"/>
-        </w:rPr>
-        <w:t>оподобия</w:t>
-      </w:r>
-      <w:proofErr w:type="spellEnd"/>
-      <w:r>
-        <w:rPr>
-          <w:rFonts w:ascii="Times New Roman" w:hAnsi="Times New Roman" w:cs="Times New Roman"/>
-        </w:rPr>
-        <w:t xml:space="preserve"> (</w:t>
-      </w:r>
-      <m:oMath>
-        <m:r>
-          <w:rPr>
-            <w:rFonts w:ascii="Cambria Math" w:hAnsi="Cambria Math" w:cs="Times New Roman"/>
-          </w:rPr>
-          <m:t>i</m:t>
-        </m:r>
-        <m:r>
-          <m:rPr>
-            <m:sty m:val="p"/>
-          </m:rPr>
-          <w:rPr>
-            <w:rFonts w:ascii="Cambria Math" w:hAnsi="Cambria Math" w:cs="Times New Roman"/>
-          </w:rPr>
-          <m:t>=2</m:t>
-        </m:r>
-      </m:oMath>
-      <w:r>
-        <w:rPr>
-          <w:rFonts w:ascii="Times New Roman" w:hAnsi="Times New Roman" w:cs="Times New Roman"/>
-        </w:rPr>
-        <w:t>)</w:t>
-      </w:r>
-      <w:r>
-        <w:rPr>
-          <w:rFonts w:ascii="Times New Roman" w:hAnsi="Times New Roman" w:cs="Times New Roman"/>
-        </w:rPr>
-        <w:t>.</w:t>
+          <w:rFonts w:ascii="Times New Roman" w:eastAsiaTheme="minorEastAsia" w:hAnsi="Times New Roman" w:cs="Times New Roman"/>
+        </w:rPr>
+        <w:t>, полученная в результате применения метода моментов (i=1), метода максимального правдоподобия (i=2).</w:t>
       </w:r>
     </w:p>
     <w:p>
@@ -2484,89 +2294,48 @@
         <w:ind w:left="1800"/>
         <w:jc w:val="both"/>
         <w:rPr>
-          <w:rFonts w:ascii="Times New Roman" w:hAnsi="Times New Roman" w:cs="Times New Roman"/>
-        </w:rPr>
-      </w:pPr>
-      <w:r>
-        <w:rPr>
-          <w:rFonts w:ascii="Times New Roman" w:hAnsi="Times New Roman" w:cs="Times New Roman"/>
-        </w:rPr>
-        <w:t>В</w:t>
-      </w:r>
-      <w:r>
-        <w:rPr>
-          <w:rFonts w:ascii="Times New Roman" w:hAnsi="Times New Roman" w:cs="Times New Roman"/>
-        </w:rPr>
-        <w:t xml:space="preserve"> качестве уровн</w:t>
-      </w:r>
-      <w:r>
-        <w:rPr>
-          <w:rFonts w:ascii="Times New Roman" w:hAnsi="Times New Roman" w:cs="Times New Roman"/>
-        </w:rPr>
-        <w:t>я</w:t>
-      </w:r>
-      <w:r>
-        <w:rPr>
-          <w:rFonts w:ascii="Times New Roman" w:hAnsi="Times New Roman" w:cs="Times New Roman"/>
-        </w:rPr>
-        <w:t xml:space="preserve"> значимости принять</w:t>
-      </w:r>
-      <w:r>
-        <w:rPr>
-          <w:rFonts w:ascii="Times New Roman" w:hAnsi="Times New Roman" w:cs="Times New Roman"/>
-        </w:rPr>
-        <w:t xml:space="preserve"> </w:t>
+          <w:rFonts w:ascii="Times New Roman" w:eastAsiaTheme="minorEastAsia" w:hAnsi="Times New Roman" w:cs="Times New Roman"/>
+        </w:rPr>
+      </w:pPr>
+      <w:r>
+        <w:rPr>
+          <w:rFonts w:ascii="Times New Roman" w:eastAsiaTheme="minorEastAsia" w:hAnsi="Times New Roman" w:cs="Times New Roman"/>
+        </w:rPr>
+        <w:t xml:space="preserve">В качестве уровня значимости принять </w:t>
       </w:r>
       <m:oMath>
         <m:sSub>
           <m:sSubPr>
             <m:ctrlPr>
               <w:rPr>
-                <w:rFonts w:ascii="Cambria Math" w:hAnsi="Cambria Math" w:cs="Times New Roman"/>
+                <w:rFonts w:ascii="Cambria Math" w:eastAsiaTheme="minorEastAsia" w:hAnsi="Cambria Math" w:cs="Times New Roman"/>
+                <w:i/>
               </w:rPr>
             </m:ctrlPr>
           </m:sSubPr>
           <m:e>
             <m:r>
               <w:rPr>
-                <w:rFonts w:ascii="Cambria Math" w:hAnsi="Cambria Math" w:cs="Times New Roman"/>
+                <w:rFonts w:ascii="Cambria Math" w:eastAsiaTheme="minorEastAsia" w:hAnsi="Cambria Math" w:cs="Times New Roman"/>
               </w:rPr>
               <m:t>α</m:t>
             </m:r>
           </m:e>
           <m:sub>
             <m:r>
-              <m:rPr>
-                <m:sty m:val="p"/>
-              </m:rPr>
               <w:rPr>
-                <w:rFonts w:ascii="Cambria Math" w:hAnsi="Cambria Math" w:cs="Times New Roman"/>
+                <w:rFonts w:ascii="Cambria Math" w:eastAsiaTheme="minorEastAsia" w:hAnsi="Cambria Math" w:cs="Times New Roman"/>
               </w:rPr>
               <m:t>1</m:t>
             </m:r>
           </m:sub>
         </m:sSub>
-        <m:r>
-          <m:rPr>
-            <m:sty m:val="p"/>
-          </m:rPr>
-          <w:rPr>
-            <w:rFonts w:ascii="Cambria Math" w:hAnsi="Cambria Math" w:cs="Times New Roman"/>
-          </w:rPr>
-          <m:t>=0,05</m:t>
-        </m:r>
       </m:oMath>
       <w:r>
         <w:rPr>
-          <w:rFonts w:ascii="Times New Roman" w:hAnsi="Times New Roman" w:cs="Times New Roman"/>
-        </w:rPr>
-        <w:t>.</w:t>
-      </w:r>
-      <w:r>
-        <w:rPr>
-          <w:rFonts w:ascii="Times New Roman" w:hAnsi="Times New Roman" w:cs="Times New Roman"/>
-        </w:rPr>
-        <w:t xml:space="preserve"> </w:t>
+          <w:rFonts w:ascii="Times New Roman" w:eastAsiaTheme="minorEastAsia" w:hAnsi="Times New Roman" w:cs="Times New Roman"/>
+        </w:rPr>
+        <w:t xml:space="preserve">=0,05. </w:t>
       </w:r>
     </w:p>
     <w:p>
@@ -3723,6 +3492,14 @@
         </w:rPr>
       </w:pPr>
     </w:p>
+    <w:p>
+      <w:pPr>
+        <w:jc w:val="both"/>
+        <w:rPr>
+          <w:rFonts w:ascii="Times New Roman" w:hAnsi="Times New Roman" w:cs="Times New Roman"/>
+        </w:rPr>
+      </w:pPr>
+    </w:p>
     <w:sectPr>
       <w:pgSz w:w="11906" w:h="16838"/>
       <w:pgMar w:top="1134" w:right="850" w:bottom="1134" w:left="1701" w:header="708" w:footer="708" w:gutter="0"/>
@@ -3734,7 +3511,7 @@
 </file>
 
 <file path=word/numbering.xml><?xml version="1.0" encoding="utf-8"?>
-<w:numbering xmlns:wpc="http://schemas.microsoft.com/office/word/2010/wordprocessingCanvas" xmlns:cx="http://schemas.microsoft.com/office/drawing/2014/chartex" xmlns:mc="http://schemas.openxmlformats.org/markup-compatibility/2006" xmlns:o="urn:schemas-microsoft-com:office:office" xmlns:r="http://schemas.openxmlformats.org/officeDocument/2006/relationships" xmlns:m="http://schemas.openxmlformats.org/officeDocument/2006/math" xmlns:v="urn:schemas-microsoft-com:vml" xmlns:wp14="http://schemas.microsoft.com/office/word/2010/wordprocessingDrawing" xmlns:wp="http://schemas.openxmlformats.org/drawingml/2006/wordprocessingDrawing" xmlns:w10="urn:schemas-microsoft-com:office:word" xmlns:w="http://schemas.openxmlformats.org/wordprocessingml/2006/main" xmlns:w14="http://schemas.microsoft.com/office/word/2010/wordml" xmlns:w15="http://schemas.microsoft.com/office/word/2012/wordml" xmlns:w16se="http://schemas.microsoft.com/office/word/2015/wordml/symex" xmlns:wpg="http://schemas.microsoft.com/office/word/2010/wordprocessingGroup" xmlns:wpi="http://schemas.microsoft.com/office/word/2010/wordprocessingInk" xmlns:wne="http://schemas.microsoft.com/office/word/2006/wordml" xmlns:wps="http://schemas.microsoft.com/office/word/2010/wordprocessingShape" mc:Ignorable="w14 w15 w16se wp14">
+<w:numbering xmlns:wpc="http://schemas.microsoft.com/office/word/2010/wordprocessingCanvas" xmlns:cx="http://schemas.microsoft.com/office/drawing/2014/chartex" xmlns:cx1="http://schemas.microsoft.com/office/drawing/2015/9/8/chartex" xmlns:cx2="http://schemas.microsoft.com/office/drawing/2015/10/21/chartex" xmlns:cx3="http://schemas.microsoft.com/office/drawing/2016/5/9/chartex" xmlns:cx4="http://schemas.microsoft.com/office/drawing/2016/5/10/chartex" xmlns:cx5="http://schemas.microsoft.com/office/drawing/2016/5/11/chartex" xmlns:cx6="http://schemas.microsoft.com/office/drawing/2016/5/12/chartex" xmlns:cx7="http://schemas.microsoft.com/office/drawing/2016/5/13/chartex" xmlns:cx8="http://schemas.microsoft.com/office/drawing/2016/5/14/chartex" xmlns:mc="http://schemas.openxmlformats.org/markup-compatibility/2006" xmlns:aink="http://schemas.microsoft.com/office/drawing/2016/ink" xmlns:am3d="http://schemas.microsoft.com/office/drawing/2017/model3d" xmlns:o="urn:schemas-microsoft-com:office:office" xmlns:oel="http://schemas.microsoft.com/office/2019/extlst" xmlns:r="http://schemas.openxmlformats.org/officeDocument/2006/relationships" xmlns:m="http://schemas.openxmlformats.org/officeDocument/2006/math" xmlns:v="urn:schemas-microsoft-com:vml" xmlns:wp14="http://schemas.microsoft.com/office/word/2010/wordprocessingDrawing" xmlns:wp="http://schemas.openxmlformats.org/drawingml/2006/wordprocessingDrawing" xmlns:w10="urn:schemas-microsoft-com:office:word" xmlns:w="http://schemas.openxmlformats.org/wordprocessingml/2006/main" xmlns:w14="http://schemas.microsoft.com/office/word/2010/wordml" xmlns:w15="http://schemas.microsoft.com/office/word/2012/wordml" xmlns:w16cex="http://schemas.microsoft.com/office/word/2018/wordml/cex" xmlns:w16cid="http://schemas.microsoft.com/office/word/2016/wordml/cid" xmlns:w16="http://schemas.microsoft.com/office/word/2018/wordml" xmlns:w16du="http://schemas.microsoft.com/office/word/2023/wordml/word16du" xmlns:w16sdtdh="http://schemas.microsoft.com/office/word/2020/wordml/sdtdatahash" xmlns:w16sdtfl="http://schemas.microsoft.com/office/word/2024/wordml/sdtformatlock" xmlns:w16se="http://schemas.microsoft.com/office/word/2015/wordml/symex" xmlns:wpg="http://schemas.microsoft.com/office/word/2010/wordprocessingGroup" xmlns:wpi="http://schemas.microsoft.com/office/word/2010/wordprocessingInk" xmlns:wne="http://schemas.microsoft.com/office/word/2006/wordml" xmlns:wps="http://schemas.microsoft.com/office/word/2010/wordprocessingShape" mc:Ignorable="w14 w15 w16se w16cid w16 w16cex w16sdtdh w16sdtfl w16du wp14">
   <w:abstractNum w:abstractNumId="0" w15:restartNumberingAfterBreak="0">
     <w:nsid w:val="09E6644A"/>
     <w:multiLevelType w:val="hybridMultilevel"/>
@@ -5311,59 +5088,59 @@
       </w:pPr>
     </w:lvl>
   </w:abstractNum>
-  <w:num w:numId="1">
+  <w:num w:numId="1" w16cid:durableId="1205756004">
     <w:abstractNumId w:val="11"/>
   </w:num>
-  <w:num w:numId="2">
+  <w:num w:numId="2" w16cid:durableId="1935820784">
     <w:abstractNumId w:val="0"/>
   </w:num>
-  <w:num w:numId="3">
+  <w:num w:numId="3" w16cid:durableId="2075078724">
     <w:abstractNumId w:val="14"/>
   </w:num>
-  <w:num w:numId="4">
+  <w:num w:numId="4" w16cid:durableId="1708600656">
     <w:abstractNumId w:val="15"/>
   </w:num>
-  <w:num w:numId="5">
+  <w:num w:numId="5" w16cid:durableId="612320080">
     <w:abstractNumId w:val="3"/>
   </w:num>
-  <w:num w:numId="6">
+  <w:num w:numId="6" w16cid:durableId="2029257841">
     <w:abstractNumId w:val="5"/>
   </w:num>
-  <w:num w:numId="7">
+  <w:num w:numId="7" w16cid:durableId="34895434">
     <w:abstractNumId w:val="10"/>
   </w:num>
-  <w:num w:numId="8">
+  <w:num w:numId="8" w16cid:durableId="438650030">
     <w:abstractNumId w:val="12"/>
   </w:num>
-  <w:num w:numId="9">
+  <w:num w:numId="9" w16cid:durableId="1553468067">
     <w:abstractNumId w:val="4"/>
   </w:num>
-  <w:num w:numId="10">
+  <w:num w:numId="10" w16cid:durableId="2057773450">
     <w:abstractNumId w:val="7"/>
   </w:num>
-  <w:num w:numId="11">
+  <w:num w:numId="11" w16cid:durableId="996306894">
     <w:abstractNumId w:val="13"/>
   </w:num>
-  <w:num w:numId="12">
+  <w:num w:numId="12" w16cid:durableId="2106336797">
     <w:abstractNumId w:val="9"/>
   </w:num>
-  <w:num w:numId="13">
+  <w:num w:numId="13" w16cid:durableId="62918052">
     <w:abstractNumId w:val="1"/>
   </w:num>
-  <w:num w:numId="14">
+  <w:num w:numId="14" w16cid:durableId="320353722">
     <w:abstractNumId w:val="2"/>
   </w:num>
-  <w:num w:numId="15">
+  <w:num w:numId="15" w16cid:durableId="1878807993">
     <w:abstractNumId w:val="8"/>
   </w:num>
-  <w:num w:numId="16">
+  <w:num w:numId="16" w16cid:durableId="1712879551">
     <w:abstractNumId w:val="6"/>
   </w:num>
 </w:numbering>
 </file>
 
 <file path=word/styles.xml><?xml version="1.0" encoding="utf-8"?>
-<w:styles xmlns:mc="http://schemas.openxmlformats.org/markup-compatibility/2006" xmlns:r="http://schemas.openxmlformats.org/officeDocument/2006/relationships" xmlns:w="http://schemas.openxmlformats.org/wordprocessingml/2006/main" xmlns:w14="http://schemas.microsoft.com/office/word/2010/wordml" xmlns:w15="http://schemas.microsoft.com/office/word/2012/wordml" xmlns:w16se="http://schemas.microsoft.com/office/word/2015/wordml/symex" mc:Ignorable="w14 w15 w16se">
+<w:styles xmlns:mc="http://schemas.openxmlformats.org/markup-compatibility/2006" xmlns:r="http://schemas.openxmlformats.org/officeDocument/2006/relationships" xmlns:w="http://schemas.openxmlformats.org/wordprocessingml/2006/main" xmlns:w14="http://schemas.microsoft.com/office/word/2010/wordml" xmlns:w15="http://schemas.microsoft.com/office/word/2012/wordml" xmlns:w16cex="http://schemas.microsoft.com/office/word/2018/wordml/cex" xmlns:w16cid="http://schemas.microsoft.com/office/word/2016/wordml/cid" xmlns:w16="http://schemas.microsoft.com/office/word/2018/wordml" xmlns:w16du="http://schemas.microsoft.com/office/word/2023/wordml/word16du" xmlns:w16sdtdh="http://schemas.microsoft.com/office/word/2020/wordml/sdtdatahash" xmlns:w16sdtfl="http://schemas.microsoft.com/office/word/2024/wordml/sdtformatlock" xmlns:w16se="http://schemas.microsoft.com/office/word/2015/wordml/symex" mc:Ignorable="w14 w15 w16se w16cid w16 w16cex w16sdtdh w16sdtfl w16du">
   <w:docDefaults>
     <w:rPrDefault>
       <w:rPr>
@@ -5379,7 +5156,7 @@
       </w:pPr>
     </w:pPrDefault>
   </w:docDefaults>
-  <w:latentStyles w:defLockedState="0" w:defUIPriority="99" w:defSemiHidden="0" w:defUnhideWhenUsed="0" w:defQFormat="0" w:count="371">
+  <w:latentStyles w:defLockedState="0" w:defUIPriority="99" w:defSemiHidden="0" w:defUnhideWhenUsed="0" w:defQFormat="0" w:count="376">
     <w:lsdException w:name="Normal" w:uiPriority="0" w:qFormat="1"/>
     <w:lsdException w:name="heading 1" w:uiPriority="9" w:qFormat="1"/>
     <w:lsdException w:name="heading 2" w:semiHidden="1" w:uiPriority="9" w:unhideWhenUsed="1" w:qFormat="1"/>
@@ -5751,6 +5528,11 @@
     <w:lsdException w:name="List Table 5 Dark Accent 6" w:uiPriority="50"/>
     <w:lsdException w:name="List Table 6 Colorful Accent 6" w:uiPriority="51"/>
     <w:lsdException w:name="List Table 7 Colorful Accent 6" w:uiPriority="52"/>
+    <w:lsdException w:name="Mention" w:semiHidden="1" w:unhideWhenUsed="1"/>
+    <w:lsdException w:name="Smart Hyperlink" w:semiHidden="1" w:unhideWhenUsed="1"/>
+    <w:lsdException w:name="Hashtag" w:semiHidden="1" w:unhideWhenUsed="1"/>
+    <w:lsdException w:name="Unresolved Mention" w:semiHidden="1" w:unhideWhenUsed="1"/>
+    <w:lsdException w:name="Smart Link" w:semiHidden="1" w:unhideWhenUsed="1"/>
   </w:latentStyles>
   <w:style w:type="paragraph" w:default="1" w:styleId="a">
     <w:name w:val="Normal"/>
@@ -5834,8 +5616,8 @@
       <w:u w:val="single"/>
     </w:rPr>
   </w:style>
-  <w:style w:type="character" w:customStyle="1" w:styleId="UnresolvedMention">
-    <w:name w:val="Unresolved Mention"/>
+  <w:style w:type="character" w:customStyle="1" w:styleId="1">
+    <w:name w:val="Неразрешенное упоминание1"/>
     <w:basedOn w:val="a0"/>
     <w:uiPriority w:val="99"/>
     <w:semiHidden/>
